--- a/tvt3_v2/public/templates/THANH_LY_KY_MOI_CSHT.docx
+++ b/tvt3_v2/public/templates/THANH_LY_KY_MOI_CSHT.docx
@@ -1,6 +1,6 @@
 
 <file path=word/document.xml><?xml version="1.0" encoding="utf-8"?>
-<w:document xmlns:a="http://schemas.openxmlformats.org/drawingml/2006/main" xmlns:a14="http://schemas.microsoft.com/office/drawing/2010/main" xmlns:wpc="http://schemas.microsoft.com/office/word/2010/wordprocessingCanvas" xmlns:cx="http://schemas.microsoft.com/office/drawing/2014/chartex" xmlns:cx1="http://schemas.microsoft.com/office/drawing/2015/9/8/chartex" xmlns:cx2="http://schemas.microsoft.com/office/drawing/2015/10/21/chartex" xmlns:cx3="http://schemas.microsoft.com/office/drawing/2016/5/9/chartex" xmlns:cx4="http://schemas.microsoft.com/office/drawing/2016/5/10/chartex" xmlns:cx5="http://schemas.microsoft.com/office/drawing/2016/5/11/chartex" xmlns:cx6="http://schemas.microsoft.com/office/drawing/2016/5/12/chartex" xmlns:cx7="http://schemas.microsoft.com/office/drawing/2016/5/13/chartex" xmlns:cx8="http://schemas.microsoft.com/office/drawing/2016/5/14/chartex" xmlns:mc="http://schemas.openxmlformats.org/markup-compatibility/2006" xmlns:aink="http://schemas.microsoft.com/office/drawing/2016/ink" xmlns:am3d="http://schemas.microsoft.com/office/drawing/2017/model3d" xmlns:o="urn:schemas-microsoft-com:office:office" xmlns:oel="http://schemas.microsoft.com/office/2019/extlst" xmlns:r="http://schemas.openxmlformats.org/officeDocument/2006/relationships" xmlns:m="http://schemas.openxmlformats.org/officeDocument/2006/math" xmlns:v="urn:schemas-microsoft-com:vml" xmlns:wp14="http://schemas.microsoft.com/office/word/2010/wordprocessingDrawing" xmlns:wp="http://schemas.openxmlformats.org/drawingml/2006/wordprocessingDrawing" xmlns:w10="urn:schemas-microsoft-com:office:word" xmlns:w="http://schemas.openxmlformats.org/wordprocessingml/2006/main" xmlns:w14="http://schemas.microsoft.com/office/word/2010/wordml" xmlns:w15="http://schemas.microsoft.com/office/word/2012/wordml" xmlns:w16cex="http://schemas.microsoft.com/office/word/2018/wordml/cex" xmlns:w16cid="http://schemas.microsoft.com/office/word/2016/wordml/cid" xmlns:w16="http://schemas.microsoft.com/office/word/2018/wordml" xmlns:w16du="http://schemas.microsoft.com/office/word/2023/wordml/word16du" xmlns:w16sdtdh="http://schemas.microsoft.com/office/word/2020/wordml/sdtdatahash" xmlns:w16sdtfl="http://schemas.microsoft.com/office/word/2024/wordml/sdtformatlock" xmlns:w16se="http://schemas.microsoft.com/office/word/2015/wordml/symex" xmlns:wpg="http://schemas.microsoft.com/office/word/2010/wordprocessingGroup" xmlns:wpi="http://schemas.microsoft.com/office/word/2010/wordprocessingInk" xmlns:wne="http://schemas.microsoft.com/office/word/2006/wordml" xmlns:wps="http://schemas.microsoft.com/office/word/2010/wordprocessingShape" mc:Ignorable="w14 w15 w16se w16cid w16 w16cex w16sdtdh w16sdtfl w16du wp14">
+<w:document xmlns:a="http://schemas.openxmlformats.org/drawingml/2006/main" xmlns:pic="http://schemas.openxmlformats.org/drawingml/2006/picture" xmlns:a14="http://schemas.microsoft.com/office/drawing/2010/main" xmlns:wpc="http://schemas.microsoft.com/office/word/2010/wordprocessingCanvas" xmlns:cx="http://schemas.microsoft.com/office/drawing/2014/chartex" xmlns:cx1="http://schemas.microsoft.com/office/drawing/2015/9/8/chartex" xmlns:cx2="http://schemas.microsoft.com/office/drawing/2015/10/21/chartex" xmlns:cx3="http://schemas.microsoft.com/office/drawing/2016/5/9/chartex" xmlns:cx4="http://schemas.microsoft.com/office/drawing/2016/5/10/chartex" xmlns:cx5="http://schemas.microsoft.com/office/drawing/2016/5/11/chartex" xmlns:cx6="http://schemas.microsoft.com/office/drawing/2016/5/12/chartex" xmlns:cx7="http://schemas.microsoft.com/office/drawing/2016/5/13/chartex" xmlns:cx8="http://schemas.microsoft.com/office/drawing/2016/5/14/chartex" xmlns:mc="http://schemas.openxmlformats.org/markup-compatibility/2006" xmlns:aink="http://schemas.microsoft.com/office/drawing/2016/ink" xmlns:am3d="http://schemas.microsoft.com/office/drawing/2017/model3d" xmlns:o="urn:schemas-microsoft-com:office:office" xmlns:oel="http://schemas.microsoft.com/office/2019/extlst" xmlns:r="http://schemas.openxmlformats.org/officeDocument/2006/relationships" xmlns:m="http://schemas.openxmlformats.org/officeDocument/2006/math" xmlns:v="urn:schemas-microsoft-com:vml" xmlns:wp14="http://schemas.microsoft.com/office/word/2010/wordprocessingDrawing" xmlns:wp="http://schemas.openxmlformats.org/drawingml/2006/wordprocessingDrawing" xmlns:w10="urn:schemas-microsoft-com:office:word" xmlns:w="http://schemas.openxmlformats.org/wordprocessingml/2006/main" xmlns:w14="http://schemas.microsoft.com/office/word/2010/wordml" xmlns:w15="http://schemas.microsoft.com/office/word/2012/wordml" xmlns:w16cex="http://schemas.microsoft.com/office/word/2018/wordml/cex" xmlns:w16cid="http://schemas.microsoft.com/office/word/2016/wordml/cid" xmlns:w16="http://schemas.microsoft.com/office/word/2018/wordml" xmlns:w16du="http://schemas.microsoft.com/office/word/2023/wordml/word16du" xmlns:w16sdtdh="http://schemas.microsoft.com/office/word/2020/wordml/sdtdatahash" xmlns:w16sdtfl="http://schemas.microsoft.com/office/word/2024/wordml/sdtformatlock" xmlns:w16se="http://schemas.microsoft.com/office/word/2015/wordml/symex" xmlns:wpg="http://schemas.microsoft.com/office/word/2010/wordprocessingGroup" xmlns:wpi="http://schemas.microsoft.com/office/word/2010/wordprocessingInk" xmlns:wne="http://schemas.microsoft.com/office/word/2006/wordml" xmlns:wps="http://schemas.microsoft.com/office/word/2010/wordprocessingShape" mc:Ignorable="w14 w15 w16se w16cid w16 w16cex w16sdtdh w16sdtfl w16du wp14">
   <w:body>
     <w:tbl>
       <w:tblPr>
@@ -305,7 +305,7 @@
                 <w:rFonts w:ascii="Times New Roman" w:hAnsi="Times New Roman"/>
                 <w:szCs w:val="26"/>
               </w:rPr>
-              <w:t>Số:       /TTr-VT</w:t>
+              <w:t xml:space="preserve">Số: /TTr-VT</w:t>
             </w:r>
           </w:p>
         </w:tc>
@@ -329,41 +329,15 @@
                 <w:i/>
                 <w:szCs w:val="28"/>
               </w:rPr>
-              <w:t xml:space="preserve">Đồng Nai, ngày </w:t>
+              <w:t xml:space="preserve">Đồng Nai, ngày      tháng      năm </w:t>
             </w:r>
             <w:r>
               <w:rPr>
                 <w:rFonts w:ascii="Times New Roman" w:hAnsi="Times New Roman"/>
                 <w:i/>
                 <w:szCs w:val="28"/>
-                <w:lang w:val="vi-VN"/>
-              </w:rPr>
-              <w:t xml:space="preserve"> </w:t>
-            </w:r>
-            <w:r>
-              <w:rPr>
-                <w:rFonts w:ascii="Times New Roman" w:hAnsi="Times New Roman"/>
-                <w:i/>
-                <w:szCs w:val="28"/>
-              </w:rPr>
-              <w:t xml:space="preserve"> tháng</w:t>
-            </w:r>
-            <w:r>
-              <w:rPr>
-                <w:rFonts w:ascii="Times New Roman" w:hAnsi="Times New Roman"/>
-                <w:i/>
-                <w:szCs w:val="28"/>
-                <w:lang w:val="vi-VN"/>
-              </w:rPr>
-              <w:t xml:space="preserve"> </w:t>
-            </w:r>
-            <w:r>
-              <w:rPr>
-                <w:rFonts w:ascii="Times New Roman" w:hAnsi="Times New Roman"/>
-                <w:i/>
-                <w:szCs w:val="28"/>
-              </w:rPr>
-              <w:t xml:space="preserve">  năm 2026</w:t>
+              </w:rPr>
+              <w:t xml:space="preserve"> 2026</w:t>
             </w:r>
           </w:p>
         </w:tc>
@@ -473,6 +447,88 @@
       </w:pPr>
       <w:r>
         <w:rPr>
+          <w:rFonts w:ascii="Times New Roman" w:hAnsi="Times New Roman"/>
+          <w:b/>
+          <w:bCs/>
+          <w:noProof/>
+          <w:szCs w:val="25"/>
+        </w:rPr>
+        <w:drawing>
+          <wp:anchor distT="0" distB="0" distL="114300" distR="114300" simplePos="0" relativeHeight="251659264" behindDoc="1" locked="0" layoutInCell="1" allowOverlap="1" wp14:editId="75DE6EE0" wp14:anchorId="0A443629">
+            <wp:simplePos x="0" y="0"/>
+            <wp:positionH relativeFrom="margin">
+              <wp:align>center</wp:align>
+            </wp:positionH>
+            <wp:positionV relativeFrom="paragraph">
+              <wp:posOffset>97790</wp:posOffset>
+            </wp:positionV>
+            <wp:extent cx="2108200" cy="19050"/>
+            <wp:effectExtent l="0" t="0" r="6350" b="0"/>
+            <wp:wrapTight wrapText="bothSides">
+              <wp:wrapPolygon edited="0">
+                <wp:start x="0" y="0"/>
+                <wp:lineTo x="0" y="0"/>
+                <wp:lineTo x="21470" y="0"/>
+                <wp:lineTo x="21470" y="0"/>
+                <wp:lineTo x="0" y="0"/>
+              </wp:wrapPolygon>
+            </wp:wrapTight>
+            <wp:docPr id="384057371" name="Picture 1"/>
+            <wp:cNvGraphicFramePr>
+              <a:graphicFrameLocks xmlns:a="http://schemas.openxmlformats.org/drawingml/2006/main" noChangeAspect="1"/>
+            </wp:cNvGraphicFramePr>
+            <a:graphic xmlns:a="http://schemas.openxmlformats.org/drawingml/2006/main">
+              <a:graphicData uri="http://schemas.openxmlformats.org/drawingml/2006/picture">
+                <pic:pic xmlns:pic="http://schemas.openxmlformats.org/drawingml/2006/picture">
+                  <pic:nvPicPr>
+                    <pic:cNvPr id="0" name="Picture 2"/>
+                    <pic:cNvPicPr>
+                      <a:picLocks noChangeAspect="1" noChangeArrowheads="1"/>
+                    </pic:cNvPicPr>
+                  </pic:nvPicPr>
+                  <pic:blipFill>
+                    <a:blip r:embed="rId5">
+                      <a:extLst>
+                        <a:ext uri="{28A0092B-C50C-407E-A947-70E740481C1C}">
+                          <a14:useLocalDpi xmlns:a14="http://schemas.microsoft.com/office/drawing/2010/main" val="0"/>
+                        </a:ext>
+                      </a:extLst>
+                    </a:blip>
+                    <a:srcRect/>
+                    <a:stretch>
+                      <a:fillRect/>
+                    </a:stretch>
+                  </pic:blipFill>
+                  <pic:spPr bwMode="auto">
+                    <a:xfrm>
+                      <a:off x="0" y="0"/>
+                      <a:ext cx="2108200" cy="19050"/>
+                    </a:xfrm>
+                    <a:prstGeom prst="rect">
+                      <a:avLst/>
+                    </a:prstGeom>
+                    <a:noFill/>
+                    <a:ln>
+                      <a:noFill/>
+                    </a:ln>
+                  </pic:spPr>
+                </pic:pic>
+              </a:graphicData>
+            </a:graphic>
+          </wp:anchor>
+        </w:drawing>
+      </w:r>
+    </w:p>
+    <w:p>
+      <w:pPr>
+        <w:spacing w:before="120" w:line="360" w:lineRule="exact"/>
+        <w:jc w:val="center"/>
+        <w:rPr>
+          <w:rFonts w:ascii="Times New Roman" w:hAnsi="Times New Roman"/>
+        </w:rPr>
+      </w:pPr>
+      <w:r>
+        <w:rPr>
           <w:rStyle w:val="Emphasis"/>
           <w:rFonts w:ascii="Times New Roman" w:hAnsi="Times New Roman"/>
           <w:i w:val="0"/>
@@ -520,6 +576,71 @@
           <w:szCs w:val="26"/>
         </w:rPr>
         <w:t>Ý kiến chỉ đạo của Lãnh đạo MobiFone Đồng Nai</w:t>
+      </w:r>
+    </w:p>
+    <w:p>
+      <w:pPr>
+        <w:pBdr>
+          <w:top w:val="single" w:color="auto" w:sz="4" w:space="1"/>
+          <w:left w:val="single" w:color="auto" w:sz="4" w:space="4"/>
+          <w:bottom w:val="single" w:color="auto" w:sz="4" w:space="0"/>
+          <w:right w:val="single" w:color="auto" w:sz="4" w:space="0"/>
+        </w:pBdr>
+        <w:spacing w:before="120" w:line="360" w:lineRule="exact"/>
+        <w:jc w:val="center"/>
+        <w:rPr>
+          <w:rFonts w:ascii="Times New Roman" w:hAnsi="Times New Roman"/>
+        </w:rPr>
+      </w:pPr>
+      <w:r>
+        <w:rPr>
+          <w:rFonts w:ascii="Times New Roman" w:hAnsi="Times New Roman"/>
+        </w:rPr>
+        <w:t> </w:t>
+      </w:r>
+    </w:p>
+    <w:p>
+      <w:pPr>
+        <w:pBdr>
+          <w:top w:val="single" w:color="auto" w:sz="4" w:space="1"/>
+          <w:left w:val="single" w:color="auto" w:sz="4" w:space="4"/>
+          <w:bottom w:val="single" w:color="auto" w:sz="4" w:space="0"/>
+          <w:right w:val="single" w:color="auto" w:sz="4" w:space="0"/>
+        </w:pBdr>
+        <w:spacing w:before="120" w:line="360" w:lineRule="exact"/>
+        <w:jc w:val="center"/>
+        <w:rPr>
+          <w:rFonts w:ascii="Times New Roman" w:hAnsi="Times New Roman"/>
+        </w:rPr>
+      </w:pPr>
+      <w:r>
+        <w:rPr>
+          <w:rFonts w:ascii="Times New Roman" w:hAnsi="Times New Roman"/>
+          <w:szCs w:val="28"/>
+          <w:lang w:val="sv-SE"/>
+        </w:rPr>
+        <w:t> </w:t>
+      </w:r>
+    </w:p>
+    <w:p>
+      <w:pPr>
+        <w:pBdr>
+          <w:top w:val="single" w:color="auto" w:sz="4" w:space="1"/>
+          <w:left w:val="single" w:color="auto" w:sz="4" w:space="4"/>
+          <w:bottom w:val="single" w:color="auto" w:sz="4" w:space="0"/>
+          <w:right w:val="single" w:color="auto" w:sz="4" w:space="0"/>
+        </w:pBdr>
+        <w:spacing w:before="120" w:line="360" w:lineRule="exact"/>
+        <w:jc w:val="center"/>
+        <w:rPr>
+          <w:rFonts w:ascii="Times New Roman" w:hAnsi="Times New Roman"/>
+        </w:rPr>
+      </w:pPr>
+      <w:r>
+        <w:rPr>
+          <w:rFonts w:ascii="Times New Roman" w:hAnsi="Times New Roman"/>
+        </w:rPr>
+        <w:t> </w:t>
       </w:r>
     </w:p>
     <w:p>
@@ -859,14 +980,14 @@
           <w:szCs w:val="26"/>
           <w:lang w:val="vi-VN"/>
         </w:rPr>
-        <w:t xml:space="preserve"> {{NEW_PRICE}} đồng/tháng (bằng chữ: {{NEW_PRICE_TEXT}}) với</w:t>
-      </w:r>
-      <w:r>
-        <w:rPr>
-          <w:rFonts w:ascii="Times New Roman" w:hAnsi="Times New Roman"/>
-          <w:szCs w:val="26"/>
-        </w:rPr>
-        <w:t xml:space="preserve"> đơn giá chi tiết theo các hạng mục như sau: </w:t>
+        <w:t xml:space="preserve"> {{PRICE_PHRASING}} </w:t>
+      </w:r>
+      <w:r>
+        <w:rPr>
+          <w:rFonts w:ascii="Times New Roman" w:hAnsi="Times New Roman"/>
+          <w:szCs w:val="26"/>
+        </w:rPr>
+        <w:t xml:space="preserve">với đơn giá chi tiết theo các hạng mục như sau: </w:t>
       </w:r>
     </w:p>
     <w:tbl>
@@ -998,7 +1119,7 @@
                 <w:bCs/>
                 <w:szCs w:val="26"/>
               </w:rPr>
-              <w:t>Giảm trừ dùng chung</w:t>
+              <w:t xml:space="preserve">Giảm trừ dùng chung</w:t>
             </w:r>
           </w:p>
         </w:tc>
@@ -1746,6 +1867,29 @@
           <w:lang w:val="vi-VN"/>
         </w:rPr>
         <w:t>Viễn thông có cơ sở thực hiện./.</w:t>
+      </w:r>
+    </w:p>
+    <w:p>
+      <w:pPr>
+        <w:tabs>
+          <w:tab w:val="left" w:pos="426"/>
+          <w:tab w:val="left" w:pos="810"/>
+          <w:tab w:val="left" w:pos="3240"/>
+        </w:tabs>
+        <w:spacing w:before="120" w:line="360" w:lineRule="exact"/>
+        <w:ind w:left="540" w:firstLine="720"/>
+        <w:jc w:val="both"/>
+        <w:rPr>
+          <w:rFonts w:ascii="Times New Roman" w:hAnsi="Times New Roman"/>
+          <w:szCs w:val="26"/>
+        </w:rPr>
+      </w:pPr>
+      <w:r>
+        <w:rPr>
+          <w:rFonts w:ascii="Times New Roman" w:hAnsi="Times New Roman"/>
+          <w:szCs w:val="26"/>
+        </w:rPr>
+        <w:t> </w:t>
       </w:r>
     </w:p>
     <w:tbl>
@@ -2371,14 +2515,6 @@
     </w:tbl>
     <w:p>
       <w:pPr>
-        <w:spacing w:before="0" w:after="0"/>
-      </w:pPr>
-      <w:r>
-        <w:t>{#IS_TRONG_KHUNG}</w:t>
-      </w:r>
-    </w:p>
-    <w:p>
-      <w:pPr>
         <w:pStyle w:val="NormalWeb"/>
         <w:spacing w:before="0" w:beforeAutospacing="0" w:after="0" w:afterAutospacing="0"/>
         <w:jc w:val="center"/>
@@ -2470,7 +2606,7 @@
           <w:sz w:val="26"/>
           <w:szCs w:val="26"/>
         </w:rPr>
-        <w:t xml:space="preserve"> Hôm nay, ngày        tháng          năm 202</w:t>
+        <w:t xml:space="preserve"> Hôm nay, ngày      tháng      năm  202</w:t>
       </w:r>
       <w:r>
         <w:rPr>
@@ -2485,14 +2621,14 @@
           <w:sz w:val="26"/>
           <w:szCs w:val="26"/>
         </w:rPr>
-        <w:t xml:space="preserve"> tại</w:t>
+        <w:t xml:space="preserve"> tại </w:t>
       </w:r>
       <w:r>
         <w:rPr>
           <w:sz w:val="26"/>
           <w:szCs w:val="26"/>
         </w:rPr>
-        <w:t xml:space="preserve"> </w:t>
+        <w:t xml:space="preserve">tại </w:t>
       </w:r>
       <w:r>
         <w:rPr>
@@ -2555,6 +2691,7 @@
           <w:tab w:val="left" w:pos="2880"/>
         </w:tabs>
         <w:spacing w:before="120" w:line="320" w:lineRule="exact"/>
+        <w:ind w:firstLine="709"/>
         <w:jc w:val="both"/>
         <w:rPr>
           <w:rFonts w:ascii="Times New Roman" w:hAnsi="Times New Roman"/>
@@ -2719,6 +2856,7 @@
       <w:pPr>
         <w:pStyle w:val="NormalWeb"/>
         <w:spacing w:before="0" w:beforeAutospacing="0" w:after="0" w:afterAutospacing="0"/>
+        <w:ind w:firstLine="709"/>
         <w:jc w:val="both"/>
         <w:rPr>
           <w:sz w:val="26"/>
@@ -3114,6 +3252,7 @@
       <w:pPr>
         <w:widowControl w:val="0"/>
         <w:spacing w:before="80" w:after="80" w:line="360" w:lineRule="atLeast"/>
+        <w:ind w:firstLine="709"/>
         <w:jc w:val="both"/>
         <w:rPr>
           <w:rFonts w:ascii="Times New Roman" w:hAnsi="Times New Roman"/>
@@ -3129,7 +3268,7 @@
           <w:szCs w:val="26"/>
           <w:lang w:val="fr-FR"/>
         </w:rPr>
-        <w:t>(Giấy UQ số 08/UQ-MBF.ĐNa ngày 22/01/2026 do Giám đốc MobiFone Đồng Nai – Chi nhánh Tổng Công ty Viễn Thông MobiFone, Ông Bùi Chí Tuệ ký)</w:t>
+        <w:t>(Giấy UQ số 21/UQ-MBF.ĐNa ngày 19/06/2026 do Giám đốc MobiFone Đồng Nai – Chi nhánh Tổng Công ty Viễn Thông MobiFone, Ông Bùi Chí Tuệ ký)</w:t>
       </w:r>
     </w:p>
     <w:p>
@@ -3263,7 +3402,7 @@
                 <w:rFonts w:ascii="Times New Roman" w:hAnsi="Times New Roman"/>
                 <w:szCs w:val="28"/>
               </w:rPr>
-              <w:t xml:space="preserve">             </w:t>
+              <w:t xml:space="preserve"> </w:t>
             </w:r>
           </w:p>
           <w:p>
@@ -3447,6 +3586,11 @@
         </w:tc>
       </w:tr>
     </w:tbl>
+    <w:p>
+      <w:r>
+        <w:br w:type="page"/>
+      </w:r>
+    </w:p>
     <w:tbl>
       <w:tblPr>
         <w:tblpPr w:leftFromText="180" w:rightFromText="180" w:vertAnchor="text" w:horzAnchor="margin" w:tblpXSpec="center" w:tblpY="-832"/>
@@ -3908,7 +4052,7 @@
           <w:szCs w:val="26"/>
           <w:lang w:val="vi-VN"/>
         </w:rPr>
-        <w:t>Số:       -26/</w:t>
+        <w:t xml:space="preserve">Số: -26/</w:t>
       </w:r>
       <w:bookmarkEnd w:id="2"/>
       <w:r>
@@ -4072,7 +4216,7 @@
           <w:szCs w:val="26"/>
           <w:lang w:val="vi-VN"/>
         </w:rPr>
-        <w:t>Hôm nay, ngày        tháng         năm</w:t>
+        <w:t xml:space="preserve">Hôm nay, ngày      tháng      năm </w:t>
       </w:r>
       <w:r>
         <w:rPr>
@@ -4129,7 +4273,7 @@
       <w:pPr>
         <w:widowControl w:val="0"/>
         <w:spacing w:before="60" w:after="60"/>
-        <w:ind w:left="-18"/>
+        <w:ind w:left="-18" w:firstLine="709"/>
         <w:jc w:val="both"/>
         <w:rPr>
           <w:rFonts w:ascii="Times New Roman" w:hAnsi="Times New Roman"/>
@@ -4156,6 +4300,7 @@
       <w:pPr>
         <w:widowControl w:val="0"/>
         <w:shd w:val="clear" w:color="auto" w:fill="FFFFFF"/>
+        <w:ind w:firstLine="709"/>
         <w:rPr>
           <w:rFonts w:ascii="Times New Roman" w:hAnsi="Times New Roman"/>
           <w:szCs w:val="26"/>
@@ -4344,7 +4489,7 @@
           <w:rFonts w:ascii="Times New Roman" w:hAnsi="Times New Roman"/>
           <w:szCs w:val="26"/>
         </w:rPr>
-        <w:t xml:space="preserve">Điện thoại </w:t>
+        <w:t xml:space="preserve">Điện thọai </w:t>
       </w:r>
       <w:r>
         <w:rPr>
@@ -4826,6 +4971,7 @@
       <w:pPr>
         <w:widowControl w:val="0"/>
         <w:spacing w:before="80" w:after="80" w:line="360" w:lineRule="atLeast"/>
+        <w:ind w:firstLine="709"/>
         <w:jc w:val="both"/>
         <w:rPr>
           <w:rFonts w:ascii="Times New Roman" w:hAnsi="Times New Roman"/>
@@ -4841,7 +4987,7 @@
           <w:szCs w:val="26"/>
           <w:lang w:val="fr-FR"/>
         </w:rPr>
-        <w:t>(Giấy UQ số 08/UQ-MBF.ĐNa ngày 22/01/2026 do Giám đốc MobiFone Đồng Nai – Chi nhánh Tổng Công ty Viễn Thông MobiFone, Ông Bùi Chí Tuệ ký)</w:t>
+        <w:t>(Giấy UQ số 21/UQ-MBF.ĐNa ngày 19/06/2026 do Giám đốc MobiFone Đồng Nai – Chi nhánh Tổng Công ty Viễn Thông MobiFone, Ông Bùi Chí Tuệ ký)</w:t>
       </w:r>
     </w:p>
     <w:p>
@@ -5008,6 +5154,7 @@
       <w:pPr>
         <w:widowControl w:val="0"/>
         <w:spacing w:before="120" w:after="120"/>
+        <w:ind w:firstLine="709"/>
         <w:jc w:val="both"/>
         <w:rPr>
           <w:rFonts w:ascii="Times New Roman" w:hAnsi="Times New Roman"/>
@@ -5119,6 +5266,7 @@
       <w:pPr>
         <w:widowControl w:val="0"/>
         <w:spacing w:before="120" w:line="360" w:lineRule="atLeast"/>
+        <w:ind w:firstLine="709"/>
         <w:jc w:val="both"/>
         <w:rPr>
           <w:rFonts w:ascii="Times New Roman" w:hAnsi="Times New Roman"/>
@@ -5198,7 +5346,7 @@
         <w:autoSpaceDE w:val="0"/>
         <w:autoSpaceDN w:val="0"/>
         <w:spacing w:before="60" w:after="60"/>
-        <w:ind w:left="720"/>
+        <w:ind w:left="720" w:firstLine="709"/>
         <w:jc w:val="both"/>
         <w:rPr>
           <w:rFonts w:ascii="Times New Roman" w:hAnsi="Times New Roman"/>
@@ -5305,7 +5453,7 @@
           <w:szCs w:val="26"/>
           <w:lang w:val="da-DK"/>
         </w:rPr>
-        <w:t xml:space="preserve">Bên A đồng ý cho Bên B sử dụng mặt bằng, cơ sở hạ tầng trạm BTS như trên để triển khai lắp đặt các thiết bị trạm thông tin di động và khai thác hạ tầng các mạng thông tin, truyền thông theo đúng quy định của pháp luật. </w:t>
+        <w:t xml:space="preserve">Bên A đồng ý cho Bên B sử dụng mặt bằng, cở sở hạ tầng trạm BTS như trên để triển khai lắp đặt các thiết bị trạm thông tin di động và khai thác hạ tầng các mạng thông tin, truyền thông theo đúng quy định của pháp luật. </w:t>
       </w:r>
     </w:p>
     <w:p>
@@ -5630,7 +5778,7 @@
       <w:pPr>
         <w:pStyle w:val="NormalWeb"/>
         <w:spacing w:before="60" w:beforeAutospacing="0" w:after="60" w:afterAutospacing="0"/>
-        <w:ind w:left="567"/>
+        <w:ind w:left="567" w:firstLine="709"/>
         <w:jc w:val="both"/>
         <w:rPr>
           <w:b/>
@@ -5848,6 +5996,7 @@
     </w:p>
     <w:p>
       <w:pPr>
+        <w:ind w:firstLine="709"/>
         <w:rPr>
           <w:rFonts w:ascii="Times New Roman" w:hAnsi="Times New Roman"/>
           <w:szCs w:val="26"/>
@@ -6001,10 +6150,9 @@
       <w:r>
         <w:rPr>
           <w:rFonts w:ascii="Times New Roman" w:hAnsi="Times New Roman"/>
-          <w:szCs w:val="26"/>
-          <w:lang w:val="vi-VN"/>
-        </w:rPr>
-        <w:t>Bên B cam kết tài khoản nhận thanh toán là ổn định và không thay đổi trong suốt thời gian thuê, đồng thời chịu trách nhiệm nếu có bất kỳ khiếu nại nào liên quan đến việc nhận tiền thanh toán của hợp đồng này vào tài khoản nêu trên</w:t>
+          <w:sz w:val="26"/>
+        </w:rPr>
+        <w:t>Bên A cam kết tài khoản nhận thanh toán là ổn định và không thay đổi trong suốt thời gian thuê, đồng thời chịu trách nhiệm nếu có bất kỳ khiếu nại nào liên quan đến việc nhận tiền thanh toán của hợp đồng này vào tài khoản nêu trên</w:t>
       </w:r>
     </w:p>
     <w:p>
@@ -6025,10 +6173,9 @@
       <w:r>
         <w:rPr>
           <w:rFonts w:ascii="Times New Roman" w:hAnsi="Times New Roman"/>
-          <w:szCs w:val="26"/>
-          <w:lang w:val="vi-VN"/>
-        </w:rPr>
-        <w:t>Trường hợp thay đổi thông tin tài khoản nhận thanh toán, Bên B phải báo trước bằng văn bản cho bên A chậm nhất là 30 ngày trước khi đến hạn của chu kỳ thanh toán kế tiếp và hai bên sẽ tiến hành ký phụ lục điều chỉnh thông tin tài khoản nhận tiền thanh toán.</w:t>
+          <w:sz w:val="26"/>
+        </w:rPr>
+        <w:t>Trường hợp thay đổi thông tin tài khoản nhận thanh toán, Bên A phải báo trước bằng văn bản cho bên B chậm nhất là 30 ngày trước khi đến hạn của chu kỳ thanh toán kế tiếp và hai bên sẽ tiến hành ký phụ lục điều chỉnh thông tin tài khoản nhận tiền thanh toán.</w:t>
       </w:r>
     </w:p>
     <w:p>
@@ -6395,7 +6542,7 @@
           <w:tab w:val="left" w:pos="709"/>
         </w:tabs>
         <w:spacing w:before="60" w:after="60" w:line="276" w:lineRule="auto"/>
-        <w:ind w:left="284"/>
+        <w:ind w:left="284" w:firstLine="709"/>
         <w:jc w:val="both"/>
         <w:rPr>
           <w:rFonts w:ascii="Times New Roman" w:hAnsi="Times New Roman"/>
@@ -7025,7 +7172,7 @@
           <w:szCs w:val="26"/>
           <w:lang w:val="da-DK"/>
         </w:rPr>
-        <w:t xml:space="preserve"> -    Cho bên B đặt đồng hồ điện kế trong nhà và có trách nhiệm trông coi điện kế, hỗ trợ điện lực ghi chỉ số điện hàng tháng. Bên A không được sử dụng nguồn điện cấp cho trạm BTS cho mục đích sử dụng riêng. Tuyệt đối không được phép tự ý ngắt, cúp cầu dao, CB… làm mất điện lưới của trạm. Nếu vi phạm sẽ bị xử phạt theo quy định về đảm bảo an toàn thông tin liên lạc và tần số vô tuyến điện, </w:t>
+        <w:t xml:space="preserve"> - Cho bên B đặt đồng hồ điện kế trong nhà và có trách nhiệm trông coi điện kế, hỗ trợ điện lực ghi chỉ số điện hàng tháng. Bên A không được sử dụng nguồn điện cấp cho trạm BTS cho mục đích sử dụng riêng. Tuyệt đối không được phép tự ý ngắt, cúp cầu dao, CB… làm mất điện lưới của trạm. Nếu vi phạm sẽ bị xử phạt theo quy định về đảm bảo an toàn thông tin liên lac và tần số vô tuyến điện, </w:t>
       </w:r>
       <w:r>
         <w:rPr>
@@ -7152,7 +7299,7 @@
           <w:szCs w:val="26"/>
           <w:lang w:val="vi-VN"/>
         </w:rPr>
-        <w:t xml:space="preserve"> quản lý, sửa chữa, bảo dưỡng định kỳ các hạng mục cơ sở hạ tầng cho thuê </w:t>
+        <w:t xml:space="preserve"> quản lý, sữa chữa, bảo dưỡng định kỳ các hạng mục cơ sở hạ tầng cho thuê </w:t>
       </w:r>
       <w:r>
         <w:rPr>
@@ -8184,7 +8331,7 @@
           <w:szCs w:val="26"/>
           <w:lang w:val="da-DK"/>
         </w:rPr>
-        <w:t xml:space="preserve">Bên B không chịu bất cứ trách nhiệm gì về những phát sinh ngoài hợp đồng đã ký với Bên A. Điều 5</w:t>
+        <w:t>Bên B không chịu bất cứ trách nhiệm gì về những phát sinh ngoài hợp đồng đã ký với bên A.</w:t>
       </w:r>
       <w:r>
         <w:rPr>
@@ -8196,7 +8343,7 @@
           <w:szCs w:val="26"/>
           <w:lang w:val="vi-VN"/>
         </w:rPr>
-        <w:t xml:space="preserve">. Giải quyết các sự kiện bất khả kháng và các sự kiện khách quan khác;</w:t>
+        <w:t xml:space="preserve">Điều 5. Giải quyết các sự kiện bất khả kháng và các sự kiện khách quan khác;</w:t>
       </w:r>
       <w:r>
         <w:rPr>
@@ -8229,6 +8376,7 @@
           <w:tab w:val="left" w:pos="851"/>
         </w:tabs>
         <w:spacing w:before="60" w:after="60" w:line="276" w:lineRule="auto"/>
+        <w:ind w:firstLine="709"/>
         <w:jc w:val="both"/>
         <w:rPr>
           <w:rFonts w:ascii="Times New Roman" w:hAnsi="Times New Roman"/>
@@ -8246,7 +8394,7 @@
           <w:szCs w:val="26"/>
           <w:lang w:val="da-DK"/>
         </w:rPr>
-        <w:t>5.1.     Bất khả kháng:</w:t>
+        <w:t xml:space="preserve">5.1. Bất khả kháng:</w:t>
       </w:r>
     </w:p>
     <w:p>
@@ -8935,6 +9083,7 @@
       <w:pPr>
         <w:keepNext/>
         <w:spacing w:before="60" w:after="60" w:line="276" w:lineRule="auto"/>
+        <w:ind w:firstLine="709"/>
         <w:jc w:val="both"/>
         <w:rPr>
           <w:rFonts w:ascii="Times New Roman" w:hAnsi="Times New Roman"/>
@@ -8962,7 +9111,7 @@
           <w:szCs w:val="26"/>
           <w:lang w:val="vi-VN"/>
         </w:rPr>
-        <w:t xml:space="preserve"> Các trường hợp chấm dứt và hủy bỏ hợp đồng</w:t>
+        <w:t xml:space="preserve">Các trường hợp chấm dứt và hủy bỏ hợp đồng</w:t>
       </w:r>
     </w:p>
     <w:p>
@@ -9197,6 +9346,7 @@
           <w:tab w:val="left" w:pos="360"/>
         </w:tabs>
         <w:spacing w:before="60" w:after="60" w:line="276" w:lineRule="auto"/>
+        <w:ind w:firstLine="709"/>
         <w:jc w:val="both"/>
         <w:rPr>
           <w:rFonts w:ascii="Times New Roman" w:hAnsi="Times New Roman"/>
@@ -9233,7 +9383,7 @@
           <w:szCs w:val="26"/>
           <w:lang w:val="vi-VN"/>
         </w:rPr>
-        <w:t>. Điều khoản chung</w:t>
+        <w:t xml:space="preserve">. Điều khoản chung</w:t>
       </w:r>
     </w:p>
     <w:p>
@@ -9946,14 +10096,6 @@
         </w:tc>
       </w:tr>
     </w:tbl>
-    <w:p>
-      <w:pPr>
-        <w:spacing w:before="0" w:after="0"/>
-      </w:pPr>
-      <w:r>
-        <w:t>{/IS_TRONG_KHUNG}</w:t>
-      </w:r>
-    </w:p>
     <w:sectPr>
       <w:pgSz w:w="11906" w:h="16838"/>
       <w:pgMar w:top="1260" w:right="1440" w:bottom="1440" w:left="1440" w:header="708" w:footer="708" w:gutter="0"/>
